--- a/docs/计划修订_20260714/revised-docx/02-流程设计器与流程定义计划-V1.2-可实施正式版.docx
+++ b/docs/计划修订_20260714/revised-docx/02-流程设计器与流程定义计划-V1.2-可实施正式版.docx
@@ -17,6 +17,15 @@
           <w:szCs w:val="36"/>
         </w:rPr>
         <w:t xml:space="preserve">02 流程设计器与流程定义 AI 实现规格</w:t>
+      </w:r>
+    </w:p>
+    <w:p>
+      <w:pPr>
+        <w:pStyle w:val="Normal"/>
+        <w:spacing w:before="0" w:after="170" w:line="350" w:lineRule="auto"/>
+      </w:pPr>
+      <w:r>
+        <w:t>修订提示：本文新增第 20 章模型 Provider 兼容封口；该章覆盖旧 Connector 准入结论。</w:t>
       </w:r>
     </w:p>
     <w:p>
@@ -9141,11 +9150,7 @@
               <w:spacing w:after="0" w:line="300" w:lineRule="auto"/>
             </w:pPr>
             <w:r>
-              <w:rPr>
-                <w:rFonts w:eastAsia="Microsoft YaHei"/>
-                <w:sz w:val="17"/>
-              </w:rPr>
-              <w:t xml:space="preserve">Connector 从 success/output/summary 升级到 1.1；命令只用 code/alias；入口 bot 必须匹配</w:t>
+              <w:t>Connector 按 Provider 感知策略形成 Result 1.1；命令只用 code/alias；入口 bot 必须匹配</w:t>
             </w:r>
           </w:p>
         </w:tc>
@@ -9225,13 +9230,7 @@
         <w:spacing w:before="0" w:after="90" w:line="350" w:lineRule="auto"/>
       </w:pPr>
       <w:r>
-        <w:rPr>
-          <w:rFonts w:ascii="Microsoft YaHei" w:hAnsi="Microsoft YaHei" w:eastAsia="Microsoft YaHei"/>
-          <w:color w:val="202124"/>
-          <w:sz w:val="21"/>
-          <w:szCs w:val="21"/>
-        </w:rPr>
-        <w:t xml:space="preserve">模块 02 完成标准不要求真实执行流水线，但必须确保模块 03 能解析全部夹具、模块 04 能调用 Resolver。当前 Connector 未升级到 1.1 时必须在验收报告中标记为后续模块依赖，不能伪装为模块 02 失败。</w:t>
+        <w:t>模块 02 完成标准不要求真实执行流水线，但必须确保模块 03 能解析全部夹具、模块 04 能调用 Resolver。Connector 的有效 Result 1.1 能力由 Provider 感知的兼容策略判断：Custom 依赖 1.1 契约，模型 Provider 可由 TEXT 或 RESULT_1_1 转换。</w:t>
       </w:r>
     </w:p>
     <w:p>
@@ -10288,11 +10287,7 @@
               <w:spacing w:after="0" w:line="300" w:lineRule="auto"/>
             </w:pPr>
             <w:r>
-              <w:rPr>
-                <w:rFonts w:eastAsia="Microsoft YaHei"/>
-                <w:sz w:val="17"/>
-              </w:rPr>
-              <w:t xml:space="preserve">Connector 仍是旧结果映射</w:t>
+              <w:t>Connector Provider 与结果模式不匹配</w:t>
             </w:r>
           </w:p>
         </w:tc>
@@ -10580,6 +10575,138 @@
           <w:szCs w:val="21"/>
         </w:rPr>
         <w:t xml:space="preserve"/>
+      </w:r>
+    </w:p>
+    <w:p>
+      <w:pPr>
+        <w:pStyle w:val="Heading1"/>
+        <w:spacing w:before="250" w:after="110" w:line="350" w:lineRule="auto"/>
+        <w:keepNext/>
+      </w:pPr>
+      <w:pPr>
+        <w:pStyle w:val="Heading1"/>
+      </w:pPr>
+      <w:r>
+        <w:t>20. HTTP Connector 模型 Provider 兼容封口</w:t>
+      </w:r>
+    </w:p>
+    <w:p>
+      <w:pPr>
+        <w:pStyle w:val="Normal"/>
+        <w:spacing w:before="0" w:after="170" w:line="350" w:lineRule="auto"/>
+      </w:pPr>
+      <w:pPr/>
+      <w:r>
+        <w:t>本章覆盖本文关于“Connector 必须直接返回 Result 1.1”的旧表述。PipelineDefinition 1.1 和 AgentResultContract 1.1 不变，变化仅在 Connector 如何形成有效结果。</w:t>
+      </w:r>
+    </w:p>
+    <w:p>
+      <w:pPr>
+        <w:pStyle w:val="Heading2"/>
+        <w:spacing w:before="170" w:after="75" w:line="350" w:lineRule="auto"/>
+        <w:keepNext/>
+      </w:pPr>
+      <w:pPr>
+        <w:pStyle w:val="Heading2"/>
+      </w:pPr>
+      <w:r>
+        <w:t>20.1 Pipeline 发布与运行准入</w:t>
+      </w:r>
+    </w:p>
+    <w:p>
+      <w:pPr>
+        <w:pStyle w:val="Normal"/>
+        <w:spacing w:before="0" w:after="170" w:line="350" w:lineRule="auto"/>
+      </w:pPr>
+      <w:pPr/>
+      <w:r>
+        <w:t>• Custom Connector 只有 resultContractVersion=1.1 时可发布和创建新运行；LEGACY 仍只用于模块 01 兼容测试。</w:t>
+      </w:r>
+    </w:p>
+    <w:p>
+      <w:pPr>
+        <w:pStyle w:val="Normal"/>
+        <w:spacing w:before="0" w:after="170" w:line="350" w:lineRule="auto"/>
+      </w:pPr>
+      <w:pPr/>
+      <w:r>
+        <w:t>• 模型 Provider 的 resultContractVersion 由后端固定为 1.1，TEXT 与 RESULT_1_1 均可进入 Pipeline。TEXT 只能产生 SUCCESS，不支持 NEEDS_INPUT 和 Artifacts。</w:t>
+      </w:r>
+    </w:p>
+    <w:p>
+      <w:pPr>
+        <w:pStyle w:val="Normal"/>
+        <w:spacing w:before="0" w:after="170" w:line="350" w:lineRule="auto"/>
+      </w:pPr>
+      <w:pPr/>
+      <w:r>
+        <w:t>• 发布、重新解析和运行准入统一调用 ConnectorContractPolicy，不再散落比较 resultContractVersion 字符串。</w:t>
+      </w:r>
+    </w:p>
+    <w:p>
+      <w:pPr>
+        <w:pStyle w:val="Heading2"/>
+        <w:spacing w:before="170" w:after="75" w:line="350" w:lineRule="auto"/>
+        <w:keepNext/>
+      </w:pPr>
+      <w:pPr>
+        <w:pStyle w:val="Heading2"/>
+      </w:pPr>
+      <w:r>
+        <w:t>20.2 快照和版本兼容</w:t>
+      </w:r>
+    </w:p>
+    <w:p>
+      <w:pPr>
+        <w:pStyle w:val="Normal"/>
+        <w:spacing w:before="0" w:after="170" w:line="350" w:lineRule="auto"/>
+      </w:pPr>
+      <w:pPr/>
+      <w:r>
+        <w:t>• ConnectorSnapshot 增加 providerType、modelName、modelOptions、modelResponseMode；仍然移除密钥、敏感 Header 和 Legacy mapping。</w:t>
+      </w:r>
+    </w:p>
+    <w:p>
+      <w:pPr>
+        <w:pStyle w:val="Normal"/>
+        <w:spacing w:before="0" w:after="170" w:line="350" w:lineRule="auto"/>
+      </w:pPr>
+      <w:pPr/>
+      <w:r>
+        <w:t>• 旧快照缺少 providerType 时按 CUSTOM 读取；旧发布版本保持只读，现有 Custom 1.1 运行行为不变。</w:t>
+      </w:r>
+    </w:p>
+    <w:p>
+      <w:pPr>
+        <w:pStyle w:val="Heading2"/>
+        <w:spacing w:before="170" w:after="75" w:line="350" w:lineRule="auto"/>
+        <w:keepNext/>
+      </w:pPr>
+      <w:pPr>
+        <w:pStyle w:val="Heading2"/>
+      </w:pPr>
+      <w:r>
+        <w:t>20.3 模块交接与测试</w:t>
+      </w:r>
+    </w:p>
+    <w:p>
+      <w:pPr>
+        <w:pStyle w:val="Normal"/>
+        <w:spacing w:before="0" w:after="170" w:line="350" w:lineRule="auto"/>
+      </w:pPr>
+      <w:pPr/>
+      <w:r>
+        <w:t>• 模块 03 只消费 AgentResultContract；模块 04 的统一调用层负责模型协议和结果转换，invocationId 保持不变。</w:t>
+      </w:r>
+    </w:p>
+    <w:p>
+      <w:pPr>
+        <w:pStyle w:val="Normal"/>
+        <w:spacing w:before="0" w:after="170" w:line="350" w:lineRule="auto"/>
+      </w:pPr>
+      <w:pPr/>
+      <w:r>
+        <w:t>• 新增发布/运行准入矩阵：Custom LEGACY 拒绝、Custom 1.1 允许、模型 TEXT 允许、模型 RESULT_1_1 允许、未知 Provider 拒绝。</w:t>
       </w:r>
     </w:p>
     <w:p>
